--- a/data/fixtures/R1/MBERAL/2-PE/Editavel/MBERAL_TermoResponsavilidade_PE_ELE.docx
+++ b/data/fixtures/R1/MBERAL/2-PE/Editavel/MBERAL_TermoResponsavilidade_PE_ELE.docx
@@ -1058,7 +1058,7 @@
               <w:rPr>
                 <w:sz w:val="20"/>
               </w:rPr>
-              <w:t>Rua Exemplo 2</w:t>
+              <w:t>Santo António dos Olivais</w:t>
             </w:r>
           </w:p>
         </w:tc>
